--- a/samples/科创贷申报书_模板.docx
+++ b/samples/科创贷申报书_模板.docx
@@ -33,7 +33,7 @@
         <w:rPr>
           <w:sz w:val="22"/>
         </w:rPr>
-        <w:t>企业名称:____</w:t>
+        <w:t>企业名称:{{CLIENT_FULL_NAME}}</w:t>
       </w:r>
     </w:p>
     <w:p>
@@ -49,7 +49,7 @@
         <w:rPr>
           <w:sz w:val="22"/>
         </w:rPr>
-        <w:t>成立日期:____   注册资本:____ 万元   实缴资本:____ 万元</w:t>
+        <w:t>成立日期:{{CLIENT_ESTABLISHMENT_DATE}}   注册资本:{{CLIENT_REGISTERED_CAPITAL}}   实缴资本:{{CLIENT_PAID_IN_CAPITAL}}</w:t>
       </w:r>
     </w:p>
     <w:p>
@@ -57,7 +57,7 @@
         <w:rPr>
           <w:sz w:val="22"/>
         </w:rPr>
-        <w:t>所属行业:____   高新认定:[ ] 是  [ ] 否   科技型中小企业入库:[ ] 是  [ ] 否</w:t>
+        <w:t>所属行业:{{CLIENT_INDUSTRY_CATEGORY}}   高新认定:[ ] 是  [ ] 否   科技型中小企业入库:[ ] 是  [ ] 否</w:t>
       </w:r>
     </w:p>
     <w:p>
@@ -140,7 +140,7 @@
         <w:rPr>
           <w:sz w:val="22"/>
         </w:rPr>
-        <w:t>申请综合授信:____ 万元   敞口:____ 万元   期限:____ 个月</w:t>
+        <w:t>申请综合授信:{{CREDIT_AMOUNT}}   敞口:{{CREDIT_EXPOSURE}}   期限:{{CREDIT_PERIOD}}</w:t>
       </w:r>
     </w:p>
     <w:p>
